--- a/Requisitos/CSU10 - ValidarCadastro.docx
+++ b/Requisitos/CSU10 - ValidarCadastro.docx
@@ -520,15 +520,7 @@
                 <w:sz w:val="32"/>
                 <w:szCs w:val="32"/>
               </w:rPr>
-              <w:t xml:space="preserve"> </w:t>
-            </w:r>
-            <w:r>
-              <w:rPr>
-                <w:bCs/>
-                <w:sz w:val="32"/>
-                <w:szCs w:val="32"/>
-              </w:rPr>
-              <w:t>(</w:t>
+              <w:t xml:space="preserve"> (</w:t>
             </w:r>
             <w:r>
               <w:rPr>
@@ -537,7 +529,7 @@
                 <w:sz w:val="32"/>
                 <w:szCs w:val="32"/>
               </w:rPr>
-              <w:t>Tela_1</w:t>
+              <w:t>Tela_</w:t>
             </w:r>
             <w:r>
               <w:rPr>
@@ -546,7 +538,7 @@
                 <w:sz w:val="32"/>
                 <w:szCs w:val="32"/>
               </w:rPr>
-              <w:t>8</w:t>
+              <w:t>024.1</w:t>
             </w:r>
             <w:r>
               <w:rPr>
@@ -926,8 +918,13 @@
               <w:jc w:val="center"/>
             </w:pPr>
             <w:r>
-              <w:t>Marcos Dósea</w:t>
-            </w:r>
+              <w:t xml:space="preserve">Marcos </w:t>
+            </w:r>
+            <w:proofErr w:type="spellStart"/>
+            <w:r>
+              <w:t>Dósea</w:t>
+            </w:r>
+            <w:proofErr w:type="spellEnd"/>
           </w:p>
         </w:tc>
         <w:tc>
@@ -988,8 +985,13 @@
               <w:jc w:val="center"/>
             </w:pPr>
             <w:r>
-              <w:t>Marcos Dósea</w:t>
-            </w:r>
+              <w:t xml:space="preserve">Marcos </w:t>
+            </w:r>
+            <w:proofErr w:type="spellStart"/>
+            <w:r>
+              <w:t>Dósea</w:t>
+            </w:r>
+            <w:proofErr w:type="spellEnd"/>
           </w:p>
         </w:tc>
         <w:tc>
@@ -1050,8 +1052,13 @@
               <w:jc w:val="center"/>
             </w:pPr>
             <w:r>
-              <w:t>Marcos Dósea</w:t>
-            </w:r>
+              <w:t xml:space="preserve">Marcos </w:t>
+            </w:r>
+            <w:proofErr w:type="spellStart"/>
+            <w:r>
+              <w:t>Dósea</w:t>
+            </w:r>
+            <w:proofErr w:type="spellEnd"/>
           </w:p>
         </w:tc>
         <w:tc>
@@ -1112,8 +1119,13 @@
               <w:jc w:val="center"/>
             </w:pPr>
             <w:r>
-              <w:t>Marcos Dósea</w:t>
-            </w:r>
+              <w:t xml:space="preserve">Marcos </w:t>
+            </w:r>
+            <w:proofErr w:type="spellStart"/>
+            <w:r>
+              <w:t>Dósea</w:t>
+            </w:r>
+            <w:proofErr w:type="spellEnd"/>
           </w:p>
         </w:tc>
         <w:tc>
